--- a/docx/司法解释/最高人民法院关于审理预付式消费民事纠纷案件适用法律若干问题的解释_20250313_ff808181927f0e7b0195d1a1c52d0287.docx
+++ b/docx/司法解释/最高人民法院关于审理预付式消费民事纠纷案件适用法律若干问题的解释_20250313_ff808181927f0e7b0195d1a1c52d0287.docx
@@ -150,7 +150,7 @@
         <w:bidi w:val="0"/>
         <w:adjustRightInd/>
         <w:snapToGrid/>
-        <w:ind w:left="632" w:leftChars="200" w:right="632" w:rightChars="200"/>
+        <w:ind w:left="632" w:leftChars="200" w:right="632" w:rightChars="200" w:firstLine="632" w:firstLineChars="200"/>
         <w:textAlignment w:val="auto"/>
         <w:rPr>
           <w:rFonts w:ascii="Times New Roman" w:hAnsi="Times New Roman" w:eastAsia="楷体_GB2312" w:cs="楷体_GB2312"/>
@@ -219,7 +219,18 @@
           <w:szCs w:val="32"/>
           <w:lang w:val="en-US" w:eastAsia="zh-CN"/>
         </w:rPr>
-        <w:t>第一条</w:t>
+        <w:t>第一</w:t>
+      </w:r>
+      <w:bookmarkStart w:id="30" w:name="_GoBack"/>
+      <w:bookmarkEnd w:id="30"/>
+      <w:r>
+        <w:rPr>
+          <w:rFonts w:hint="eastAsia" w:ascii="黑体" w:hAnsi="黑体" w:eastAsia="黑体" w:cs="黑体"/>
+          <w:sz w:val="32"/>
+          <w:szCs w:val="32"/>
+          <w:lang w:val="en-US" w:eastAsia="zh-CN"/>
+        </w:rPr>
+        <w:t>条</w:t>
       </w:r>
       <w:r>
         <w:rPr>
@@ -1315,17 +1326,7 @@
           <w:sz w:val="32"/>
           <w:szCs w:val="32"/>
         </w:rPr>
-        <w:t>（二）经营者向消费者赠送消费金额的，根据消费者实付金额与实付金额加赠送金</w:t>
-      </w:r>
-      <w:bookmarkStart w:id="30" w:name="_GoBack"/>
-      <w:bookmarkEnd w:id="30"/>
-      <w:r>
-        <w:rPr>
-          <w:rFonts w:hint="eastAsia" w:ascii="Times New Roman" w:hAnsi="Times New Roman" w:cs="仿宋_GB2312"/>
-          <w:sz w:val="32"/>
-          <w:szCs w:val="32"/>
-        </w:rPr>
-        <w:t>额之比计算优惠比例，按优惠比例计算已兑付商品或者提供服务的价款。</w:t>
+        <w:t>（二）经营者向消费者赠送消费金额的，根据消费者实付金额与实付金额加赠送金额之比计算优惠比例，按优惠比例计算已兑付商品或者提供服务的价款。</w:t>
       </w:r>
     </w:p>
     <w:p>
